--- a/docs/tables/whole/sec2_kidney_longhorizon.docx
+++ b/docs/tables/whole/sec2_kidney_longhorizon.docx
@@ -35,7 +35,7 @@
         <w:tblLook w:firstRow="1" w:lastRow="0" w:firstColumn="0" w:lastColumn="0" w:noHBand="0" w:noVBand="1"/>
       </w:tblPr>
       <w:tblGrid>
-        <w:gridCol w:w="5534"/>
+        <w:gridCol w:w="7430"/>
         <w:gridCol w:w="1487"/>
         <w:gridCol w:w="3101"/>
       </w:tblGrid>
@@ -207,7 +207,7 @@
       </w:tr>
       <w:tr>
         <w:trPr>
-          <w:trHeight w:val="620" w:hRule="auto"/>
+          <w:trHeight w:val="618" w:hRule="auto"/>
         </w:trPr>
         body1
         <w:tc>
@@ -259,7 +259,7 @@
                 <w:szCs w:val="22"/>
                 <w:color w:val="000000"/>
               </w:rPr>
-              <w:t xml:space="preserve">AKI (serial creatinine, KDIGO-style)</w:t>
+              <w:t xml:space="preserve">AKI within 1 year (serial creatinine)</w:t>
             </w:r>
           </w:p>
         </w:tc>
@@ -312,7 +312,7 @@
                 <w:szCs w:val="22"/>
                 <w:color w:val="000000"/>
               </w:rPr>
-              <w:t xml:space="preserve">63 (19.5%)</w:t>
+              <w:t xml:space="preserve">51 (15.8%)</w:t>
             </w:r>
           </w:p>
         </w:tc>
@@ -365,14 +365,14 @@
                 <w:szCs w:val="22"/>
                 <w:color w:val="000000"/>
               </w:rPr>
-              <w:t xml:space="preserve">144 (77-236)</w:t>
+              <w:t xml:space="preserve">118 (68-180)</w:t>
             </w:r>
           </w:p>
         </w:tc>
       </w:tr>
       <w:tr>
         <w:trPr>
-          <w:trHeight w:val="619" w:hRule="auto"/>
+          <w:trHeight w:val="618" w:hRule="auto"/>
         </w:trPr>
         body2
         <w:tc>
@@ -424,7 +424,7 @@
                 <w:szCs w:val="22"/>
                 <w:color w:val="000000"/>
               </w:rPr>
-              <w:t xml:space="preserve">CKD incidence (&gt;30% eGFR drop to &lt;60, sustained)</w:t>
+              <w:t xml:space="preserve">AKI at any time (reference only, not modelled)</w:t>
             </w:r>
           </w:p>
         </w:tc>
@@ -477,7 +477,7 @@
                 <w:szCs w:val="22"/>
                 <w:color w:val="000000"/>
               </w:rPr>
-              <w:t xml:space="preserve">15 (4.6%)</w:t>
+              <w:t xml:space="preserve">63 (19.5%)</w:t>
             </w:r>
           </w:p>
         </w:tc>
@@ -530,14 +530,14 @@
                 <w:szCs w:val="22"/>
                 <w:color w:val="000000"/>
               </w:rPr>
-              <w:t xml:space="preserve">257 (108-413)</w:t>
+              <w:t xml:space="preserve">144 (77-236)</w:t>
             </w:r>
           </w:p>
         </w:tc>
       </w:tr>
       <w:tr>
         <w:trPr>
-          <w:trHeight w:val="621" w:hRule="auto"/>
+          <w:trHeight w:val="619" w:hRule="auto"/>
         </w:trPr>
         body3
         <w:tc>
@@ -589,7 +589,7 @@
                 <w:szCs w:val="22"/>
                 <w:color w:val="000000"/>
               </w:rPr>
-              <w:t xml:space="preserve">CKD progression (eGFR &lt;60 at baseline and after)</w:t>
+              <w:t xml:space="preserve">CKD incidence (&gt;25% eGFR drop to &lt;60, sustained &gt;=90d)</w:t>
             </w:r>
           </w:p>
         </w:tc>
@@ -642,7 +642,7 @@
                 <w:szCs w:val="22"/>
                 <w:color w:val="000000"/>
               </w:rPr>
-              <w:t xml:space="preserve">20 (6.2%)</w:t>
+              <w:t xml:space="preserve">21 (6.5%)</w:t>
             </w:r>
           </w:p>
         </w:tc>
@@ -695,14 +695,14 @@
                 <w:szCs w:val="22"/>
                 <w:color w:val="000000"/>
               </w:rPr>
-              <w:t xml:space="preserve">16 (7-83)</w:t>
+              <w:t xml:space="preserve">251 (119-406)</w:t>
             </w:r>
           </w:p>
         </w:tc>
       </w:tr>
       <w:tr>
         <w:trPr>
-          <w:trHeight w:val="618" w:hRule="auto"/>
+          <w:trHeight w:val="620" w:hRule="auto"/>
         </w:trPr>
         body4
         <w:tc>
@@ -754,7 +754,337 @@
                 <w:szCs w:val="22"/>
                 <w:color w:val="000000"/>
               </w:rPr>
-              <w:t xml:space="preserve">ESKD (eGFR &lt;10, sustained)</w:t>
+              <w:t xml:space="preserve">CKD incidence any (&gt;=60 to &lt;60, sustained &gt;=90d, no % drop)</w:t>
+            </w:r>
+          </w:p>
+        </w:tc>
+        <w:tc>
+          <w:tcPr>
+            <w:tcBorders>
+              <w:bottom w:val="none" w:sz="0" w:space="0" w:color="000000"/>
+              <w:top w:val="none" w:sz="0" w:space="0" w:color="000000"/>
+              <w:left w:val="none" w:sz="0" w:space="0" w:color="000000"/>
+              <w:right w:val="none" w:sz="0" w:space="0" w:color="000000"/>
+            </w:tcBorders>
+            <w:shd w:val="clear" w:color="auto" w:fill="FFFFFF"/>
+            <w:tcMar>
+              <w:top w:w="0" w:type="dxa"/>
+              <w:bottom w:w="0" w:type="dxa"/>
+              <w:left w:w="0" w:type="dxa"/>
+              <w:right w:w="0" w:type="dxa"/>
+            </w:tcMar>
+            <w:vAlign w:val="center"/>
+          </w:tcPr>
+          <w:p>
+            <w:pPr>
+              <w:pStyle w:val="Normal"/>
+              <w:jc w:val="left"/>
+              <w:pBdr>
+                <w:bottom w:val="none" w:sz="0" w:space="0" w:color="000000"/>
+                <w:top w:val="none" w:sz="0" w:space="0" w:color="000000"/>
+                <w:left w:val="none" w:sz="0" w:space="0" w:color="000000"/>
+                <w:right w:val="none" w:sz="0" w:space="0" w:color="000000"/>
+              </w:pBdr>
+              <w:spacing w:after="100" w:before="100" w:line="240"/>
+              <w:ind w:left="100" w:right="100" w:firstLine="0" w:firstLineChars="0"/>
+              <w:rPr>
+                <w:rFonts w:ascii="Helvetica" w:hAnsi="Helvetica" w:eastAsia="Helvetica" w:cs="Helvetica"/>
+                <w:i w:val="false"/>
+                <w:b w:val="false"/>
+                <w:u w:val="none"/>
+                <w:sz w:val="22"/>
+                <w:szCs w:val="22"/>
+                <w:color w:val="000000"/>
+              </w:rPr>
+            </w:pPr>
+            <w:r>
+              <w:rPr>
+                <w:rFonts w:ascii="Helvetica" w:hAnsi="Helvetica" w:eastAsia="Helvetica" w:cs="Helvetica"/>
+                <w:i w:val="false"/>
+                <w:b w:val="false"/>
+                <w:u w:val="none"/>
+                <w:sz w:val="22"/>
+                <w:szCs w:val="22"/>
+                <w:color w:val="000000"/>
+              </w:rPr>
+              <w:t xml:space="preserve">37 (11.5%)</w:t>
+            </w:r>
+          </w:p>
+        </w:tc>
+        <w:tc>
+          <w:tcPr>
+            <w:tcBorders>
+              <w:bottom w:val="none" w:sz="0" w:space="0" w:color="000000"/>
+              <w:top w:val="none" w:sz="0" w:space="0" w:color="000000"/>
+              <w:left w:val="none" w:sz="0" w:space="0" w:color="000000"/>
+              <w:right w:val="none" w:sz="0" w:space="0" w:color="000000"/>
+            </w:tcBorders>
+            <w:shd w:val="clear" w:color="auto" w:fill="FFFFFF"/>
+            <w:tcMar>
+              <w:top w:w="0" w:type="dxa"/>
+              <w:bottom w:w="0" w:type="dxa"/>
+              <w:left w:w="0" w:type="dxa"/>
+              <w:right w:w="0" w:type="dxa"/>
+            </w:tcMar>
+            <w:vAlign w:val="center"/>
+          </w:tcPr>
+          <w:p>
+            <w:pPr>
+              <w:pStyle w:val="Normal"/>
+              <w:jc w:val="left"/>
+              <w:pBdr>
+                <w:bottom w:val="none" w:sz="0" w:space="0" w:color="000000"/>
+                <w:top w:val="none" w:sz="0" w:space="0" w:color="000000"/>
+                <w:left w:val="none" w:sz="0" w:space="0" w:color="000000"/>
+                <w:right w:val="none" w:sz="0" w:space="0" w:color="000000"/>
+              </w:pBdr>
+              <w:spacing w:after="100" w:before="100" w:line="240"/>
+              <w:ind w:left="100" w:right="100" w:firstLine="0" w:firstLineChars="0"/>
+              <w:rPr>
+                <w:rFonts w:ascii="Helvetica" w:hAnsi="Helvetica" w:eastAsia="Helvetica" w:cs="Helvetica"/>
+                <w:i w:val="false"/>
+                <w:b w:val="false"/>
+                <w:u w:val="none"/>
+                <w:sz w:val="22"/>
+                <w:szCs w:val="22"/>
+                <w:color w:val="000000"/>
+              </w:rPr>
+            </w:pPr>
+            <w:r>
+              <w:rPr>
+                <w:rFonts w:ascii="Helvetica" w:hAnsi="Helvetica" w:eastAsia="Helvetica" w:cs="Helvetica"/>
+                <w:i w:val="false"/>
+                <w:b w:val="false"/>
+                <w:u w:val="none"/>
+                <w:sz w:val="22"/>
+                <w:szCs w:val="22"/>
+                <w:color w:val="000000"/>
+              </w:rPr>
+              <w:t xml:space="preserve">151 (72-385)</w:t>
+            </w:r>
+          </w:p>
+        </w:tc>
+      </w:tr>
+      <w:tr>
+        <w:trPr>
+          <w:trHeight w:val="621" w:hRule="auto"/>
+        </w:trPr>
+        body5
+        <w:tc>
+          <w:tcPr>
+            <w:tcBorders>
+              <w:bottom w:val="none" w:sz="0" w:space="0" w:color="000000"/>
+              <w:top w:val="none" w:sz="0" w:space="0" w:color="000000"/>
+              <w:left w:val="none" w:sz="0" w:space="0" w:color="000000"/>
+              <w:right w:val="none" w:sz="0" w:space="0" w:color="000000"/>
+            </w:tcBorders>
+            <w:shd w:val="clear" w:color="auto" w:fill="FFFFFF"/>
+            <w:tcMar>
+              <w:top w:w="0" w:type="dxa"/>
+              <w:bottom w:w="0" w:type="dxa"/>
+              <w:left w:w="0" w:type="dxa"/>
+              <w:right w:w="0" w:type="dxa"/>
+            </w:tcMar>
+            <w:vAlign w:val="center"/>
+          </w:tcPr>
+          <w:p>
+            <w:pPr>
+              <w:pStyle w:val="Normal"/>
+              <w:jc w:val="left"/>
+              <w:pBdr>
+                <w:bottom w:val="none" w:sz="0" w:space="0" w:color="000000"/>
+                <w:top w:val="none" w:sz="0" w:space="0" w:color="000000"/>
+                <w:left w:val="none" w:sz="0" w:space="0" w:color="000000"/>
+                <w:right w:val="none" w:sz="0" w:space="0" w:color="000000"/>
+              </w:pBdr>
+              <w:spacing w:after="100" w:before="100" w:line="240"/>
+              <w:ind w:left="100" w:right="100" w:firstLine="0" w:firstLineChars="0"/>
+              <w:rPr>
+                <w:rFonts w:ascii="Helvetica" w:hAnsi="Helvetica" w:eastAsia="Helvetica" w:cs="Helvetica"/>
+                <w:i w:val="false"/>
+                <w:b w:val="false"/>
+                <w:u w:val="none"/>
+                <w:sz w:val="22"/>
+                <w:szCs w:val="22"/>
+                <w:color w:val="000000"/>
+              </w:rPr>
+            </w:pPr>
+            <w:r>
+              <w:rPr>
+                <w:rFonts w:ascii="Helvetica" w:hAnsi="Helvetica" w:eastAsia="Helvetica" w:cs="Helvetica"/>
+                <w:i w:val="false"/>
+                <w:b w:val="false"/>
+                <w:u w:val="none"/>
+                <w:sz w:val="22"/>
+                <w:szCs w:val="22"/>
+                <w:color w:val="000000"/>
+              </w:rPr>
+              <w:t xml:space="preserve">CKD progression (&lt;60 at baseline, further &gt;30% drop, sustained &gt;=90d)</w:t>
+            </w:r>
+          </w:p>
+        </w:tc>
+        <w:tc>
+          <w:tcPr>
+            <w:tcBorders>
+              <w:bottom w:val="none" w:sz="0" w:space="0" w:color="000000"/>
+              <w:top w:val="none" w:sz="0" w:space="0" w:color="000000"/>
+              <w:left w:val="none" w:sz="0" w:space="0" w:color="000000"/>
+              <w:right w:val="none" w:sz="0" w:space="0" w:color="000000"/>
+            </w:tcBorders>
+            <w:shd w:val="clear" w:color="auto" w:fill="FFFFFF"/>
+            <w:tcMar>
+              <w:top w:w="0" w:type="dxa"/>
+              <w:bottom w:w="0" w:type="dxa"/>
+              <w:left w:w="0" w:type="dxa"/>
+              <w:right w:w="0" w:type="dxa"/>
+            </w:tcMar>
+            <w:vAlign w:val="center"/>
+          </w:tcPr>
+          <w:p>
+            <w:pPr>
+              <w:pStyle w:val="Normal"/>
+              <w:jc w:val="left"/>
+              <w:pBdr>
+                <w:bottom w:val="none" w:sz="0" w:space="0" w:color="000000"/>
+                <w:top w:val="none" w:sz="0" w:space="0" w:color="000000"/>
+                <w:left w:val="none" w:sz="0" w:space="0" w:color="000000"/>
+                <w:right w:val="none" w:sz="0" w:space="0" w:color="000000"/>
+              </w:pBdr>
+              <w:spacing w:after="100" w:before="100" w:line="240"/>
+              <w:ind w:left="100" w:right="100" w:firstLine="0" w:firstLineChars="0"/>
+              <w:rPr>
+                <w:rFonts w:ascii="Helvetica" w:hAnsi="Helvetica" w:eastAsia="Helvetica" w:cs="Helvetica"/>
+                <w:i w:val="false"/>
+                <w:b w:val="false"/>
+                <w:u w:val="none"/>
+                <w:sz w:val="22"/>
+                <w:szCs w:val="22"/>
+                <w:color w:val="000000"/>
+              </w:rPr>
+            </w:pPr>
+            <w:r>
+              <w:rPr>
+                <w:rFonts w:ascii="Helvetica" w:hAnsi="Helvetica" w:eastAsia="Helvetica" w:cs="Helvetica"/>
+                <w:i w:val="false"/>
+                <w:b w:val="false"/>
+                <w:u w:val="none"/>
+                <w:sz w:val="22"/>
+                <w:szCs w:val="22"/>
+                <w:color w:val="000000"/>
+              </w:rPr>
+              <w:t xml:space="preserve">5 (1.5%)</w:t>
+            </w:r>
+          </w:p>
+        </w:tc>
+        <w:tc>
+          <w:tcPr>
+            <w:tcBorders>
+              <w:bottom w:val="none" w:sz="0" w:space="0" w:color="000000"/>
+              <w:top w:val="none" w:sz="0" w:space="0" w:color="000000"/>
+              <w:left w:val="none" w:sz="0" w:space="0" w:color="000000"/>
+              <w:right w:val="none" w:sz="0" w:space="0" w:color="000000"/>
+            </w:tcBorders>
+            <w:shd w:val="clear" w:color="auto" w:fill="FFFFFF"/>
+            <w:tcMar>
+              <w:top w:w="0" w:type="dxa"/>
+              <w:bottom w:w="0" w:type="dxa"/>
+              <w:left w:w="0" w:type="dxa"/>
+              <w:right w:w="0" w:type="dxa"/>
+            </w:tcMar>
+            <w:vAlign w:val="center"/>
+          </w:tcPr>
+          <w:p>
+            <w:pPr>
+              <w:pStyle w:val="Normal"/>
+              <w:jc w:val="left"/>
+              <w:pBdr>
+                <w:bottom w:val="none" w:sz="0" w:space="0" w:color="000000"/>
+                <w:top w:val="none" w:sz="0" w:space="0" w:color="000000"/>
+                <w:left w:val="none" w:sz="0" w:space="0" w:color="000000"/>
+                <w:right w:val="none" w:sz="0" w:space="0" w:color="000000"/>
+              </w:pBdr>
+              <w:spacing w:after="100" w:before="100" w:line="240"/>
+              <w:ind w:left="100" w:right="100" w:firstLine="0" w:firstLineChars="0"/>
+              <w:rPr>
+                <w:rFonts w:ascii="Helvetica" w:hAnsi="Helvetica" w:eastAsia="Helvetica" w:cs="Helvetica"/>
+                <w:i w:val="false"/>
+                <w:b w:val="false"/>
+                <w:u w:val="none"/>
+                <w:sz w:val="22"/>
+                <w:szCs w:val="22"/>
+                <w:color w:val="000000"/>
+              </w:rPr>
+            </w:pPr>
+            <w:r>
+              <w:rPr>
+                <w:rFonts w:ascii="Helvetica" w:hAnsi="Helvetica" w:eastAsia="Helvetica" w:cs="Helvetica"/>
+                <w:i w:val="false"/>
+                <w:b w:val="false"/>
+                <w:u w:val="none"/>
+                <w:sz w:val="22"/>
+                <w:szCs w:val="22"/>
+                <w:color w:val="000000"/>
+              </w:rPr>
+              <w:t xml:space="preserve">359 (301-420)</w:t>
+            </w:r>
+          </w:p>
+        </w:tc>
+      </w:tr>
+      <w:tr>
+        <w:trPr>
+          <w:trHeight w:val="618" w:hRule="auto"/>
+        </w:trPr>
+        body6
+        <w:tc>
+          <w:tcPr>
+            <w:tcBorders>
+              <w:bottom w:val="none" w:sz="0" w:space="0" w:color="000000"/>
+              <w:top w:val="none" w:sz="0" w:space="0" w:color="000000"/>
+              <w:left w:val="none" w:sz="0" w:space="0" w:color="000000"/>
+              <w:right w:val="none" w:sz="0" w:space="0" w:color="000000"/>
+            </w:tcBorders>
+            <w:shd w:val="clear" w:color="auto" w:fill="FFFFFF"/>
+            <w:tcMar>
+              <w:top w:w="0" w:type="dxa"/>
+              <w:bottom w:w="0" w:type="dxa"/>
+              <w:left w:w="0" w:type="dxa"/>
+              <w:right w:w="0" w:type="dxa"/>
+            </w:tcMar>
+            <w:vAlign w:val="center"/>
+          </w:tcPr>
+          <w:p>
+            <w:pPr>
+              <w:pStyle w:val="Normal"/>
+              <w:jc w:val="left"/>
+              <w:pBdr>
+                <w:bottom w:val="none" w:sz="0" w:space="0" w:color="000000"/>
+                <w:top w:val="none" w:sz="0" w:space="0" w:color="000000"/>
+                <w:left w:val="none" w:sz="0" w:space="0" w:color="000000"/>
+                <w:right w:val="none" w:sz="0" w:space="0" w:color="000000"/>
+              </w:pBdr>
+              <w:spacing w:after="100" w:before="100" w:line="240"/>
+              <w:ind w:left="100" w:right="100" w:firstLine="0" w:firstLineChars="0"/>
+              <w:rPr>
+                <w:rFonts w:ascii="Helvetica" w:hAnsi="Helvetica" w:eastAsia="Helvetica" w:cs="Helvetica"/>
+                <w:i w:val="false"/>
+                <w:b w:val="false"/>
+                <w:u w:val="none"/>
+                <w:sz w:val="22"/>
+                <w:szCs w:val="22"/>
+                <w:color w:val="000000"/>
+              </w:rPr>
+            </w:pPr>
+            <w:r>
+              <w:rPr>
+                <w:rFonts w:ascii="Helvetica" w:hAnsi="Helvetica" w:eastAsia="Helvetica" w:cs="Helvetica"/>
+                <w:i w:val="false"/>
+                <w:b w:val="false"/>
+                <w:u w:val="none"/>
+                <w:sz w:val="22"/>
+                <w:szCs w:val="22"/>
+                <w:color w:val="000000"/>
+              </w:rPr>
+              <w:t xml:space="preserve">ESKD (eGFR &lt;10, sustained &gt;=90d)</w:t>
             </w:r>
           </w:p>
         </w:tc>
@@ -869,7 +1199,7 @@
         <w:trPr>
           <w:trHeight w:val="620" w:hRule="auto"/>
         </w:trPr>
-        body5
+        body7
         <w:tc>
           <w:tcPr>
             <w:tcBorders>
@@ -1034,7 +1364,7 @@
         <w:trPr>
           <w:trHeight w:val="619" w:hRule="auto"/>
         </w:trPr>
-        body6
+        body8
         <w:tc>
           <w:tcPr>
             <w:tcBorders>
@@ -1197,9 +1527,9 @@
       </w:tr>
       <w:tr>
         <w:trPr>
-          <w:trHeight w:val="619" w:hRule="auto"/>
+          <w:trHeight w:val="621" w:hRule="auto"/>
         </w:trPr>
-        body7
+        body9
         <w:tc>
           <w:tcPr>
             <w:tcBorders>
@@ -1249,7 +1579,7 @@
                 <w:szCs w:val="22"/>
                 <w:color w:val="000000"/>
               </w:rPr>
-              <w:t xml:space="preserve">CKD composite</w:t>
+              <w:t xml:space="preserve">CKD composite (incidence + progression + ESKD composite)</w:t>
             </w:r>
           </w:p>
         </w:tc>
@@ -1302,7 +1632,7 @@
                 <w:szCs w:val="22"/>
                 <w:color w:val="000000"/>
               </w:rPr>
-              <w:t xml:space="preserve">35 (10.8%)</w:t>
+              <w:t xml:space="preserve">26 (8.0%)</w:t>
             </w:r>
           </w:p>
         </w:tc>
@@ -1355,7 +1685,7 @@
                 <w:szCs w:val="22"/>
                 <w:color w:val="000000"/>
               </w:rPr>
-              <w:t xml:space="preserve">79 (7-276)</w:t>
+              <w:t xml:space="preserve">254 (122-404)</w:t>
             </w:r>
           </w:p>
         </w:tc>

--- a/docs/tables/whole/sec2_kidney_longhorizon.docx
+++ b/docs/tables/whole/sec2_kidney_longhorizon.docx
@@ -25,7 +25,7 @@
         <w:ind w:left="60" w:right="60" w:firstLine="0" w:firstLineChars="0"/>
       </w:pPr>
       <w:r>
-        <w:t xml:space="preserve">Long-horizon kidney outcomes (N = 323). Not censored at 90 days.</w:t>
+        <w:t xml:space="preserve">Long-horizon kidney outcomes (N = 322). Not censored at 90 days.</w:t>
       </w:r>
     </w:p>
     <w:tbl xmlns:a="http://schemas.openxmlformats.org/drawingml/2006/main" xmlns:pic="http://schemas.openxmlformats.org/drawingml/2006/picture">
@@ -477,7 +477,7 @@
                 <w:szCs w:val="22"/>
                 <w:color w:val="000000"/>
               </w:rPr>
-              <w:t xml:space="preserve">63 (19.5%)</w:t>
+              <w:t xml:space="preserve">63 (19.6%)</w:t>
             </w:r>
           </w:p>
         </w:tc>
@@ -972,7 +972,7 @@
                 <w:szCs w:val="22"/>
                 <w:color w:val="000000"/>
               </w:rPr>
-              <w:t xml:space="preserve">5 (1.5%)</w:t>
+              <w:t xml:space="preserve">5 (1.6%)</w:t>
             </w:r>
           </w:p>
         </w:tc>
@@ -1632,7 +1632,7 @@
                 <w:szCs w:val="22"/>
                 <w:color w:val="000000"/>
               </w:rPr>
-              <w:t xml:space="preserve">26 (8.0%)</w:t>
+              <w:t xml:space="preserve">26 (8.1%)</w:t>
             </w:r>
           </w:p>
         </w:tc>

--- a/docs/tables/whole/sec2_kidney_longhorizon.docx
+++ b/docs/tables/whole/sec2_kidney_longhorizon.docx
@@ -312,7 +312,7 @@
                 <w:szCs w:val="22"/>
                 <w:color w:val="000000"/>
               </w:rPr>
-              <w:t xml:space="preserve">51 (15.8%)</w:t>
+              <w:t xml:space="preserve">52 (16.1%)</w:t>
             </w:r>
           </w:p>
         </w:tc>
@@ -365,7 +365,7 @@
                 <w:szCs w:val="22"/>
                 <w:color w:val="000000"/>
               </w:rPr>
-              <w:t xml:space="preserve">118 (68-180)</w:t>
+              <w:t xml:space="preserve">118 (70-183)</w:t>
             </w:r>
           </w:p>
         </w:tc>
@@ -477,7 +477,7 @@
                 <w:szCs w:val="22"/>
                 <w:color w:val="000000"/>
               </w:rPr>
-              <w:t xml:space="preserve">63 (19.6%)</w:t>
+              <w:t xml:space="preserve">64 (19.9%)</w:t>
             </w:r>
           </w:p>
         </w:tc>
@@ -530,7 +530,7 @@
                 <w:szCs w:val="22"/>
                 <w:color w:val="000000"/>
               </w:rPr>
-              <w:t xml:space="preserve">144 (77-236)</w:t>
+              <w:t xml:space="preserve">146 (77-240)</w:t>
             </w:r>
           </w:p>
         </w:tc>
@@ -642,7 +642,7 @@
                 <w:szCs w:val="22"/>
                 <w:color w:val="000000"/>
               </w:rPr>
-              <w:t xml:space="preserve">21 (6.5%)</w:t>
+              <w:t xml:space="preserve">26 (8.1%)</w:t>
             </w:r>
           </w:p>
         </w:tc>
@@ -695,7 +695,7 @@
                 <w:szCs w:val="22"/>
                 <w:color w:val="000000"/>
               </w:rPr>
-              <w:t xml:space="preserve">251 (119-406)</w:t>
+              <w:t xml:space="preserve">254 (122-429)</w:t>
             </w:r>
           </w:p>
         </w:tc>
@@ -807,7 +807,7 @@
                 <w:szCs w:val="22"/>
                 <w:color w:val="000000"/>
               </w:rPr>
-              <w:t xml:space="preserve">37 (11.5%)</w:t>
+              <w:t xml:space="preserve">41 (12.7%)</w:t>
             </w:r>
           </w:p>
         </w:tc>
@@ -860,7 +860,7 @@
                 <w:szCs w:val="22"/>
                 <w:color w:val="000000"/>
               </w:rPr>
-              <w:t xml:space="preserve">151 (72-385)</w:t>
+              <w:t xml:space="preserve">165 (73-385)</w:t>
             </w:r>
           </w:p>
         </w:tc>
@@ -972,7 +972,7 @@
                 <w:szCs w:val="22"/>
                 <w:color w:val="000000"/>
               </w:rPr>
-              <w:t xml:space="preserve">5 (1.6%)</w:t>
+              <w:t xml:space="preserve">4 (1.2%)</w:t>
             </w:r>
           </w:p>
         </w:tc>
@@ -1025,7 +1025,7 @@
                 <w:szCs w:val="22"/>
                 <w:color w:val="000000"/>
               </w:rPr>
-              <w:t xml:space="preserve">359 (301-420)</w:t>
+              <w:t xml:space="preserve">390 (344-425)</w:t>
             </w:r>
           </w:p>
         </w:tc>
@@ -1632,7 +1632,7 @@
                 <w:szCs w:val="22"/>
                 <w:color w:val="000000"/>
               </w:rPr>
-              <w:t xml:space="preserve">26 (8.1%)</w:t>
+              <w:t xml:space="preserve">30 (9.3%)</w:t>
             </w:r>
           </w:p>
         </w:tc>
@@ -1685,7 +1685,7 @@
                 <w:szCs w:val="22"/>
                 <w:color w:val="000000"/>
               </w:rPr>
-              <w:t xml:space="preserve">254 (122-404)</w:t>
+              <w:t xml:space="preserve">265 (122-417)</w:t>
             </w:r>
           </w:p>
         </w:tc>
